--- a/benchmarks/datasets/seed-cases-v1/_source/task03/task03_case3.docx
+++ b/benchmarks/datasets/seed-cases-v1/_source/task03/task03_case3.docx
@@ -59,7 +59,7 @@
           <w:sz w:val="22"/>
           <w:szCs w:val="22"/>
         </w:rPr>
-        <w:t xml:space="preserve">公司信息：XX游戏科技有限公司，互联网娱乐行业，非CIIO。业务概述：移动游戏开发与运营。出境场景描述：玩家游戏数据传至日本发行商用于游戏运营和数据分析。合法性基础：用户同意。必要性论证：海外发行需要将玩家数据传输至当地发行商进行本地化运营。</w:t>
+        <w:t>公司信息：星辰游戏科技有限公司，互联网娱乐行业，非CIIO。业务概述：移动游戏开发与运营。出境场景描述：玩家游戏数据传至日本发行商用于游戏运营和数据分析。合法性基础：用户同意。必要性论证：海外发行需要将玩家数据传输至当地发行商进行本地化运营。</w:t>
       </w:r>
     </w:p>
     <w:p>
@@ -143,7 +143,7 @@
           <w:sz w:val="22"/>
           <w:szCs w:val="22"/>
         </w:rPr>
-        <w:t xml:space="preserve">基本情况：XX Game Japan Co.（日本），游戏发行商。处理用途方式：游戏运营和数据分析。安全保护能力：通过ISO 27001认证。（缺失：接收方数据处理详情不明确，未说明是否转委托第三方、数据留存期限、数据存储位置等）</w:t>
+        <w:t>基本情况：Xingchen Game Japan Co.（日本），游戏发行商。处理用途方式：游戏运营和数据分析。安全保护能力：通过ISO 27001认证。（缺失：接收方数据处理详情不明确，未说明是否转委托第三方、数据留存期限、数据存储位置等）</w:t>
       </w:r>
     </w:p>
     <w:p>
@@ -287,7 +287,7 @@
           <w:sz w:val="22"/>
           <w:szCs w:val="22"/>
         </w:rPr>
-        <w:t xml:space="preserve">（一）个人信息处理者基本情况：XX游戏科技有限公司，互联网娱乐行业，非CIIO。累计向境外提供约50万玩家一般个人信息，处于10万至100万区间，适用标准合同路径。</w:t>
+        <w:t>（一）个人信息处理者基本情况：星辰游戏科技有限公司，互联网娱乐行业，非CIIO。累计向境外提供约50万玩家一般个人信息，处于10万至100万区间，适用标准合同路径。</w:t>
       </w:r>
     </w:p>
     <w:p>
@@ -339,7 +339,7 @@
           <w:sz w:val="22"/>
           <w:szCs w:val="22"/>
         </w:rPr>
-        <w:t xml:space="preserve">（五）境外接收方情况：XX Game Japan Co.（日本），通过ISO 27001认证。【待补充：接收方数据处理详情不明确——需确认是否转委托第三方处理、数据留存期限、数据存储具体位置、接收方所在国数据保护法律环境等】</w:t>
+        <w:t>（五）境外接收方情况：Xingchen Game Japan Co.（日本），通过ISO 27001认证。【待补充：接收方数据处理详情不明确——需确认是否转委托第三方处理、数据留存期限、数据存储具体位置、接收方所在国数据保护法律环境等】</w:t>
       </w:r>
     </w:p>
     <w:p>
